--- a/template_sk.docx
+++ b/template_sk.docx
@@ -1385,7 +1385,7 @@
                 <w:rFonts w:ascii="Arial" w:hAnsi="Arial" w:cs="Arial"/>
                 <w:b/>
               </w:rPr>
-              <w:t>Ramli Yusuf</w:t>
+              <w:t>Andy</w:t>
             </w:r>
           </w:p>
         </w:tc>
